--- a/Unit2/Lesson2_8/2.8 UIKit Survey.docx
+++ b/Unit2/Lesson2_8/2.8 UIKit Survey.docx
@@ -1,91 +1,209 @@
 
 <file path=word/document.xml><?xml version="1.0" encoding="utf-8"?>
-<w:document xmlns:wpc="http://schemas.microsoft.com/office/word/2010/wordprocessingCanvas" xmlns:cx="http://schemas.microsoft.com/office/drawing/2014/chartex" xmlns:cx1="http://schemas.microsoft.com/office/drawing/2015/9/8/chartex" xmlns:cx2="http://schemas.microsoft.com/office/drawing/2015/10/21/chartex" xmlns:cx3="http://schemas.microsoft.com/office/drawing/2016/5/9/chartex" xmlns:cx4="http://schemas.microsoft.com/office/drawing/2016/5/10/chartex" xmlns:cx5="http://schemas.microsoft.com/office/drawing/2016/5/11/chartex" xmlns:cx6="http://schemas.microsoft.com/office/drawing/2016/5/12/chartex" xmlns:cx7="http://schemas.microsoft.com/office/drawing/2016/5/13/chartex" xmlns:cx8="http://schemas.microsoft.com/office/drawing/2016/5/14/chartex" xmlns:mc="http://schemas.openxmlformats.org/markup-compatibility/2006" xmlns:aink="http://schemas.microsoft.com/office/drawing/2016/ink" xmlns:am3d="http://schemas.microsoft.com/office/drawing/2017/model3d" xmlns:o="urn:schemas-microsoft-com:office:office" xmlns:oel="http://schemas.microsoft.com/office/2019/extlst" xmlns:r="http://schemas.openxmlformats.org/officeDocument/2006/relationships" xmlns:m="http://schemas.openxmlformats.org/officeDocument/2006/math" xmlns:v="urn:schemas-microsoft-com:vml" xmlns:wp14="http://schemas.microsoft.com/office/word/2010/wordprocessingDrawing" xmlns:wp="http://schemas.openxmlformats.org/drawingml/2006/wordprocessingDrawing" xmlns:w10="urn:schemas-microsoft-com:office:word" xmlns:w="http://schemas.openxmlformats.org/wordprocessingml/2006/main" xmlns:w14="http://schemas.microsoft.com/office/word/2010/wordml" xmlns:w15="http://schemas.microsoft.com/office/word/2012/wordml" xmlns:w16cex="http://schemas.microsoft.com/office/word/2018/wordml/cex" xmlns:w16cid="http://schemas.microsoft.com/office/word/2016/wordml/cid" xmlns:w16="http://schemas.microsoft.com/office/word/2018/wordml" xmlns:w16sdtdh="http://schemas.microsoft.com/office/word/2020/wordml/sdtdatahash" xmlns:w16se="http://schemas.microsoft.com/office/word/2015/wordml/symex" xmlns:wpg="http://schemas.microsoft.com/office/word/2010/wordprocessingGroup" xmlns:wpi="http://schemas.microsoft.com/office/word/2010/wordprocessingInk" xmlns:wne="http://schemas.microsoft.com/office/word/2006/wordml" xmlns:wps="http://schemas.microsoft.com/office/word/2010/wordprocessingShape" mc:Ignorable="w14 w15 w16se w16cid w16 w16cex w16sdtdh wp14">
+<w:document xmlns:wpc="http://schemas.microsoft.com/office/word/2010/wordprocessingCanvas" xmlns:cx="http://schemas.microsoft.com/office/drawing/2014/chartex" xmlns:cx1="http://schemas.microsoft.com/office/drawing/2015/9/8/chartex" xmlns:cx2="http://schemas.microsoft.com/office/drawing/2015/10/21/chartex" xmlns:cx3="http://schemas.microsoft.com/office/drawing/2016/5/9/chartex" xmlns:cx4="http://schemas.microsoft.com/office/drawing/2016/5/10/chartex" xmlns:cx5="http://schemas.microsoft.com/office/drawing/2016/5/11/chartex" xmlns:cx6="http://schemas.microsoft.com/office/drawing/2016/5/12/chartex" xmlns:cx7="http://schemas.microsoft.com/office/drawing/2016/5/13/chartex" xmlns:cx8="http://schemas.microsoft.com/office/drawing/2016/5/14/chartex" xmlns:mc="http://schemas.openxmlformats.org/markup-compatibility/2006" xmlns:aink="http://schemas.microsoft.com/office/drawing/2016/ink" xmlns:am3d="http://schemas.microsoft.com/office/drawing/2017/model3d" xmlns:o="urn:schemas-microsoft-com:office:office" xmlns:oel="http://schemas.microsoft.com/office/2019/extlst" xmlns:r="http://schemas.openxmlformats.org/officeDocument/2006/relationships" xmlns:m="http://schemas.openxmlformats.org/officeDocument/2006/math" xmlns:v="urn:schemas-microsoft-com:vml" xmlns:wp14="http://schemas.microsoft.com/office/word/2010/wordprocessingDrawing" xmlns:wp="http://schemas.openxmlformats.org/drawingml/2006/wordprocessingDrawing" xmlns:w10="urn:schemas-microsoft-com:office:word" xmlns:w="http://schemas.openxmlformats.org/wordprocessingml/2006/main" xmlns:w14="http://schemas.microsoft.com/office/word/2010/wordml" xmlns:w15="http://schemas.microsoft.com/office/word/2012/wordml" xmlns:w16cex="http://schemas.microsoft.com/office/word/2018/wordml/cex" xmlns:w16cid="http://schemas.microsoft.com/office/word/2016/wordml/cid" xmlns:w16="http://schemas.microsoft.com/office/word/2018/wordml" xmlns:w16du="http://schemas.microsoft.com/office/word/2023/wordml/word16du" xmlns:w16sdtdh="http://schemas.microsoft.com/office/word/2020/wordml/sdtdatahash" xmlns:w16sdtfl="http://schemas.microsoft.com/office/word/2024/wordml/sdtformatlock" xmlns:w16se="http://schemas.microsoft.com/office/word/2015/wordml/symex" xmlns:wpg="http://schemas.microsoft.com/office/word/2010/wordprocessingGroup" xmlns:wpi="http://schemas.microsoft.com/office/word/2010/wordprocessingInk" xmlns:wne="http://schemas.microsoft.com/office/word/2006/wordml" xmlns:wps="http://schemas.microsoft.com/office/word/2010/wordprocessingShape" mc:Ignorable="w14 w15 w16se w16cid w16 w16cex w16sdtdh w16sdtfl w16du wp14">
   <w:body>
     <w:p>
       <w:pPr>
         <w:pStyle w:val="Heading1"/>
       </w:pPr>
       <w:r>
-        <w:t>Label</w:t>
-      </w:r>
-    </w:p>
-    <w:p>
-      <w:r>
-        <w:t>a</w:t>
-      </w:r>
-    </w:p>
-    <w:p>
-      <w:pPr>
-        <w:pStyle w:val="Heading1"/>
-      </w:pPr>
-      <w:r>
-        <w:t xml:space="preserve">Image view, </w:t>
-      </w:r>
-    </w:p>
-    <w:p>
-      <w:r>
-        <w:t>a</w:t>
-      </w:r>
-    </w:p>
-    <w:p>
-      <w:pPr>
-        <w:pStyle w:val="Heading1"/>
-      </w:pPr>
-    </w:p>
-    <w:p>
-      <w:pPr>
-        <w:pStyle w:val="Heading1"/>
-      </w:pPr>
-      <w:r>
-        <w:t xml:space="preserve">Text view </w:t>
-      </w:r>
-    </w:p>
-    <w:p>
-      <w:r>
-        <w:t>a</w:t>
-      </w:r>
-    </w:p>
-    <w:p>
-      <w:pPr>
-        <w:pStyle w:val="Heading1"/>
-      </w:pPr>
-    </w:p>
-    <w:p>
-      <w:pPr>
-        <w:pStyle w:val="Heading1"/>
-      </w:pPr>
-      <w:r>
-        <w:t>Table view</w:t>
-      </w:r>
-    </w:p>
-    <w:p>
-      <w:r>
-        <w:t>a</w:t>
-      </w:r>
-    </w:p>
-    <w:p>
-      <w:pPr>
-        <w:pStyle w:val="Heading1"/>
-      </w:pPr>
-    </w:p>
-    <w:p>
-      <w:pPr>
-        <w:pStyle w:val="Heading1"/>
-      </w:pPr>
-      <w:r>
-        <w:t>Navigation bar</w:t>
-      </w:r>
-    </w:p>
-    <w:p>
-      <w:r>
-        <w:t>a</w:t>
-      </w:r>
-    </w:p>
-    <w:p>
-      <w:pPr>
-        <w:pStyle w:val="Heading1"/>
-      </w:pPr>
+        <w:t xml:space="preserve">Image View </w:t>
+      </w:r>
+    </w:p>
+    <w:p>
+      <w:pPr>
+        <w:pStyle w:val="Heading1"/>
+      </w:pPr>
+      <w:r>
+        <w:drawing>
+          <wp:inline distT="0" distB="0" distL="0" distR="0" wp14:anchorId="2C78858A" wp14:editId="26A7DA79">
+            <wp:extent cx="552527" cy="419158"/>
+            <wp:effectExtent l="0" t="0" r="0" b="0"/>
+            <wp:docPr id="330529063" name="Picture 1"/>
+            <wp:cNvGraphicFramePr>
+              <a:graphicFrameLocks xmlns:a="http://schemas.openxmlformats.org/drawingml/2006/main" noChangeAspect="1"/>
+            </wp:cNvGraphicFramePr>
+            <a:graphic xmlns:a="http://schemas.openxmlformats.org/drawingml/2006/main">
+              <a:graphicData uri="http://schemas.openxmlformats.org/drawingml/2006/picture">
+                <pic:pic xmlns:pic="http://schemas.openxmlformats.org/drawingml/2006/picture">
+                  <pic:nvPicPr>
+                    <pic:cNvPr id="330529063" name=""/>
+                    <pic:cNvPicPr/>
+                  </pic:nvPicPr>
+                  <pic:blipFill>
+                    <a:blip r:embed="rId4"/>
+                    <a:stretch>
+                      <a:fillRect/>
+                    </a:stretch>
+                  </pic:blipFill>
+                  <pic:spPr>
+                    <a:xfrm>
+                      <a:off x="0" y="0"/>
+                      <a:ext cx="552527" cy="419158"/>
+                    </a:xfrm>
+                    <a:prstGeom prst="rect">
+                      <a:avLst/>
+                    </a:prstGeom>
+                  </pic:spPr>
+                </pic:pic>
+              </a:graphicData>
+            </a:graphic>
+          </wp:inline>
+        </w:drawing>
+      </w:r>
+    </w:p>
+    <w:p>
+      <w:pPr>
+        <w:pStyle w:val="Heading1"/>
+      </w:pPr>
+      <w:r>
+        <w:t xml:space="preserve">Text View </w:t>
+      </w:r>
+    </w:p>
+    <w:p>
+      <w:pPr>
+        <w:pStyle w:val="Heading1"/>
+      </w:pPr>
+      <w:r>
+        <w:drawing>
+          <wp:inline distT="0" distB="0" distL="0" distR="0" wp14:anchorId="33370742" wp14:editId="611E4A9D">
+            <wp:extent cx="2191056" cy="457264"/>
+            <wp:effectExtent l="0" t="0" r="0" b="0"/>
+            <wp:docPr id="652114585" name="Picture 1"/>
+            <wp:cNvGraphicFramePr>
+              <a:graphicFrameLocks xmlns:a="http://schemas.openxmlformats.org/drawingml/2006/main" noChangeAspect="1"/>
+            </wp:cNvGraphicFramePr>
+            <a:graphic xmlns:a="http://schemas.openxmlformats.org/drawingml/2006/main">
+              <a:graphicData uri="http://schemas.openxmlformats.org/drawingml/2006/picture">
+                <pic:pic xmlns:pic="http://schemas.openxmlformats.org/drawingml/2006/picture">
+                  <pic:nvPicPr>
+                    <pic:cNvPr id="652114585" name=""/>
+                    <pic:cNvPicPr/>
+                  </pic:nvPicPr>
+                  <pic:blipFill>
+                    <a:blip r:embed="rId5"/>
+                    <a:stretch>
+                      <a:fillRect/>
+                    </a:stretch>
+                  </pic:blipFill>
+                  <pic:spPr>
+                    <a:xfrm>
+                      <a:off x="0" y="0"/>
+                      <a:ext cx="2191056" cy="457264"/>
+                    </a:xfrm>
+                    <a:prstGeom prst="rect">
+                      <a:avLst/>
+                    </a:prstGeom>
+                  </pic:spPr>
+                </pic:pic>
+              </a:graphicData>
+            </a:graphic>
+          </wp:inline>
+        </w:drawing>
+      </w:r>
+    </w:p>
+    <w:p>
+      <w:pPr>
+        <w:pStyle w:val="Heading1"/>
+      </w:pPr>
+      <w:r>
+        <w:t xml:space="preserve">Table view </w:t>
+      </w:r>
+    </w:p>
+    <w:p>
+      <w:pPr>
+        <w:pStyle w:val="Heading1"/>
+      </w:pPr>
+      <w:r>
+        <w:drawing>
+          <wp:inline distT="0" distB="0" distL="0" distR="0" wp14:anchorId="387A2623" wp14:editId="4115E3DB">
+            <wp:extent cx="2848373" cy="2095792"/>
+            <wp:effectExtent l="0" t="0" r="9525" b="0"/>
+            <wp:docPr id="1401431342" name="Picture 1"/>
+            <wp:cNvGraphicFramePr>
+              <a:graphicFrameLocks xmlns:a="http://schemas.openxmlformats.org/drawingml/2006/main" noChangeAspect="1"/>
+            </wp:cNvGraphicFramePr>
+            <a:graphic xmlns:a="http://schemas.openxmlformats.org/drawingml/2006/main">
+              <a:graphicData uri="http://schemas.openxmlformats.org/drawingml/2006/picture">
+                <pic:pic xmlns:pic="http://schemas.openxmlformats.org/drawingml/2006/picture">
+                  <pic:nvPicPr>
+                    <pic:cNvPr id="1401431342" name=""/>
+                    <pic:cNvPicPr/>
+                  </pic:nvPicPr>
+                  <pic:blipFill>
+                    <a:blip r:embed="rId6"/>
+                    <a:stretch>
+                      <a:fillRect/>
+                    </a:stretch>
+                  </pic:blipFill>
+                  <pic:spPr>
+                    <a:xfrm>
+                      <a:off x="0" y="0"/>
+                      <a:ext cx="2848373" cy="2095792"/>
+                    </a:xfrm>
+                    <a:prstGeom prst="rect">
+                      <a:avLst/>
+                    </a:prstGeom>
+                  </pic:spPr>
+                </pic:pic>
+              </a:graphicData>
+            </a:graphic>
+          </wp:inline>
+        </w:drawing>
+      </w:r>
+    </w:p>
+    <w:p>
+      <w:pPr>
+        <w:pStyle w:val="Heading1"/>
+      </w:pPr>
+      <w:r>
+        <w:t>Navi</w:t>
+      </w:r>
+      <w:r>
+        <w:t>gation bar</w:t>
+      </w:r>
+    </w:p>
+    <w:p>
+      <w:pPr>
+        <w:pStyle w:val="Heading1"/>
+      </w:pPr>
+      <w:r>
+        <w:drawing>
+          <wp:inline distT="0" distB="0" distL="0" distR="0" wp14:anchorId="31E55DBA" wp14:editId="47496AE2">
+            <wp:extent cx="800212" cy="362001"/>
+            <wp:effectExtent l="0" t="0" r="0" b="0"/>
+            <wp:docPr id="880597338" name="Picture 1"/>
+            <wp:cNvGraphicFramePr>
+              <a:graphicFrameLocks xmlns:a="http://schemas.openxmlformats.org/drawingml/2006/main" noChangeAspect="1"/>
+            </wp:cNvGraphicFramePr>
+            <a:graphic xmlns:a="http://schemas.openxmlformats.org/drawingml/2006/main">
+              <a:graphicData uri="http://schemas.openxmlformats.org/drawingml/2006/picture">
+                <pic:pic xmlns:pic="http://schemas.openxmlformats.org/drawingml/2006/picture">
+                  <pic:nvPicPr>
+                    <pic:cNvPr id="880597338" name=""/>
+                    <pic:cNvPicPr/>
+                  </pic:nvPicPr>
+                  <pic:blipFill>
+                    <a:blip r:embed="rId7"/>
+                    <a:stretch>
+                      <a:fillRect/>
+                    </a:stretch>
+                  </pic:blipFill>
+                  <pic:spPr>
+                    <a:xfrm>
+                      <a:off x="0" y="0"/>
+                      <a:ext cx="800212" cy="362001"/>
+                    </a:xfrm>
+                    <a:prstGeom prst="rect">
+                      <a:avLst/>
+                    </a:prstGeom>
+                  </pic:spPr>
+                </pic:pic>
+              </a:graphicData>
+            </a:graphic>
+          </wp:inline>
+        </w:drawing>
+      </w:r>
     </w:p>
     <w:p>
       <w:pPr>
@@ -96,11 +214,53 @@
       </w:r>
     </w:p>
     <w:p>
-      <w:r>
-        <w:t>a</w:t>
-      </w:r>
-    </w:p>
-    <w:p/>
+      <w:pPr>
+        <w:pStyle w:val="Heading1"/>
+      </w:pPr>
+      <w:r>
+        <w:lastRenderedPageBreak/>
+        <w:drawing>
+          <wp:inline distT="0" distB="0" distL="0" distR="0" wp14:anchorId="365133F4" wp14:editId="73E3F3A2">
+            <wp:extent cx="2629267" cy="2181529"/>
+            <wp:effectExtent l="0" t="0" r="0" b="0"/>
+            <wp:docPr id="1530304994" name="Picture 1" descr="A screenshot of a phone&#10;&#10;AI-generated content may be incorrect."/>
+            <wp:cNvGraphicFramePr>
+              <a:graphicFrameLocks xmlns:a="http://schemas.openxmlformats.org/drawingml/2006/main" noChangeAspect="1"/>
+            </wp:cNvGraphicFramePr>
+            <a:graphic xmlns:a="http://schemas.openxmlformats.org/drawingml/2006/main">
+              <a:graphicData uri="http://schemas.openxmlformats.org/drawingml/2006/picture">
+                <pic:pic xmlns:pic="http://schemas.openxmlformats.org/drawingml/2006/picture">
+                  <pic:nvPicPr>
+                    <pic:cNvPr id="1530304994" name="Picture 1" descr="A screenshot of a phone&#10;&#10;AI-generated content may be incorrect."/>
+                    <pic:cNvPicPr/>
+                  </pic:nvPicPr>
+                  <pic:blipFill>
+                    <a:blip r:embed="rId8"/>
+                    <a:stretch>
+                      <a:fillRect/>
+                    </a:stretch>
+                  </pic:blipFill>
+                  <pic:spPr>
+                    <a:xfrm>
+                      <a:off x="0" y="0"/>
+                      <a:ext cx="2629267" cy="2181529"/>
+                    </a:xfrm>
+                    <a:prstGeom prst="rect">
+                      <a:avLst/>
+                    </a:prstGeom>
+                  </pic:spPr>
+                </pic:pic>
+              </a:graphicData>
+            </a:graphic>
+          </wp:inline>
+        </w:drawing>
+      </w:r>
+    </w:p>
+    <w:p>
+      <w:pPr>
+        <w:pStyle w:val="Heading1"/>
+      </w:pPr>
+    </w:p>
     <w:p>
       <w:pPr>
         <w:pStyle w:val="Heading1"/>
@@ -110,11 +270,47 @@
       </w:r>
     </w:p>
     <w:p>
-      <w:r>
-        <w:t>a</w:t>
-      </w:r>
-    </w:p>
-    <w:p/>
+      <w:pPr>
+        <w:pStyle w:val="Heading1"/>
+      </w:pPr>
+      <w:r>
+        <w:drawing>
+          <wp:inline distT="0" distB="0" distL="0" distR="0" wp14:anchorId="45F635F9" wp14:editId="11817950">
+            <wp:extent cx="2353003" cy="323895"/>
+            <wp:effectExtent l="0" t="0" r="9525" b="0"/>
+            <wp:docPr id="695074624" name="Picture 1"/>
+            <wp:cNvGraphicFramePr>
+              <a:graphicFrameLocks xmlns:a="http://schemas.openxmlformats.org/drawingml/2006/main" noChangeAspect="1"/>
+            </wp:cNvGraphicFramePr>
+            <a:graphic xmlns:a="http://schemas.openxmlformats.org/drawingml/2006/main">
+              <a:graphicData uri="http://schemas.openxmlformats.org/drawingml/2006/picture">
+                <pic:pic xmlns:pic="http://schemas.openxmlformats.org/drawingml/2006/picture">
+                  <pic:nvPicPr>
+                    <pic:cNvPr id="695074624" name=""/>
+                    <pic:cNvPicPr/>
+                  </pic:nvPicPr>
+                  <pic:blipFill>
+                    <a:blip r:embed="rId9"/>
+                    <a:stretch>
+                      <a:fillRect/>
+                    </a:stretch>
+                  </pic:blipFill>
+                  <pic:spPr>
+                    <a:xfrm>
+                      <a:off x="0" y="0"/>
+                      <a:ext cx="2353003" cy="323895"/>
+                    </a:xfrm>
+                    <a:prstGeom prst="rect">
+                      <a:avLst/>
+                    </a:prstGeom>
+                  </pic:spPr>
+                </pic:pic>
+              </a:graphicData>
+            </a:graphic>
+          </wp:inline>
+        </w:drawing>
+      </w:r>
+    </w:p>
     <w:p>
       <w:pPr>
         <w:pStyle w:val="Heading1"/>
@@ -124,22 +320,100 @@
       </w:r>
     </w:p>
     <w:p>
-      <w:r>
-        <w:t>a</w:t>
-      </w:r>
-    </w:p>
-    <w:p/>
-    <w:p>
-      <w:pPr>
-        <w:pStyle w:val="Heading1"/>
-      </w:pPr>
-      <w:r>
-        <w:t>Text field</w:t>
-      </w:r>
-    </w:p>
-    <w:p>
-      <w:r>
-        <w:t>a</w:t>
+      <w:pPr>
+        <w:pStyle w:val="Heading1"/>
+      </w:pPr>
+      <w:r>
+        <w:drawing>
+          <wp:inline distT="0" distB="0" distL="0" distR="0" wp14:anchorId="13F37F02" wp14:editId="0BFEBC3B">
+            <wp:extent cx="2133898" cy="485843"/>
+            <wp:effectExtent l="0" t="0" r="0" b="9525"/>
+            <wp:docPr id="957458211" name="Picture 1" descr="A close up of a logo&#10;&#10;AI-generated content may be incorrect."/>
+            <wp:cNvGraphicFramePr>
+              <a:graphicFrameLocks xmlns:a="http://schemas.openxmlformats.org/drawingml/2006/main" noChangeAspect="1"/>
+            </wp:cNvGraphicFramePr>
+            <a:graphic xmlns:a="http://schemas.openxmlformats.org/drawingml/2006/main">
+              <a:graphicData uri="http://schemas.openxmlformats.org/drawingml/2006/picture">
+                <pic:pic xmlns:pic="http://schemas.openxmlformats.org/drawingml/2006/picture">
+                  <pic:nvPicPr>
+                    <pic:cNvPr id="957458211" name="Picture 1" descr="A close up of a logo&#10;&#10;AI-generated content may be incorrect."/>
+                    <pic:cNvPicPr/>
+                  </pic:nvPicPr>
+                  <pic:blipFill>
+                    <a:blip r:embed="rId10"/>
+                    <a:stretch>
+                      <a:fillRect/>
+                    </a:stretch>
+                  </pic:blipFill>
+                  <pic:spPr>
+                    <a:xfrm>
+                      <a:off x="0" y="0"/>
+                      <a:ext cx="2133898" cy="485843"/>
+                    </a:xfrm>
+                    <a:prstGeom prst="rect">
+                      <a:avLst/>
+                    </a:prstGeom>
+                  </pic:spPr>
+                </pic:pic>
+              </a:graphicData>
+            </a:graphic>
+          </wp:inline>
+        </w:drawing>
+      </w:r>
+    </w:p>
+    <w:p>
+      <w:pPr>
+        <w:pStyle w:val="Heading1"/>
+      </w:pPr>
+    </w:p>
+    <w:p>
+      <w:pPr>
+        <w:pStyle w:val="Heading1"/>
+      </w:pPr>
+      <w:r>
+        <w:t xml:space="preserve">Text Field </w:t>
+      </w:r>
+    </w:p>
+    <w:p>
+      <w:pPr>
+        <w:pStyle w:val="Heading1"/>
+      </w:pPr>
+      <w:r>
+        <w:drawing>
+          <wp:inline distT="0" distB="0" distL="0" distR="0" wp14:anchorId="39401DE4" wp14:editId="6BC78DBD">
+            <wp:extent cx="2467319" cy="362001"/>
+            <wp:effectExtent l="0" t="0" r="0" b="0"/>
+            <wp:docPr id="591077904" name="Picture 1"/>
+            <wp:cNvGraphicFramePr>
+              <a:graphicFrameLocks xmlns:a="http://schemas.openxmlformats.org/drawingml/2006/main" noChangeAspect="1"/>
+            </wp:cNvGraphicFramePr>
+            <a:graphic xmlns:a="http://schemas.openxmlformats.org/drawingml/2006/main">
+              <a:graphicData uri="http://schemas.openxmlformats.org/drawingml/2006/picture">
+                <pic:pic xmlns:pic="http://schemas.openxmlformats.org/drawingml/2006/picture">
+                  <pic:nvPicPr>
+                    <pic:cNvPr id="591077904" name=""/>
+                    <pic:cNvPicPr/>
+                  </pic:nvPicPr>
+                  <pic:blipFill>
+                    <a:blip r:embed="rId11"/>
+                    <a:stretch>
+                      <a:fillRect/>
+                    </a:stretch>
+                  </pic:blipFill>
+                  <pic:spPr>
+                    <a:xfrm>
+                      <a:off x="0" y="0"/>
+                      <a:ext cx="2467319" cy="362001"/>
+                    </a:xfrm>
+                    <a:prstGeom prst="rect">
+                      <a:avLst/>
+                    </a:prstGeom>
+                  </pic:spPr>
+                </pic:pic>
+              </a:graphicData>
+            </a:graphic>
+          </wp:inline>
+        </w:drawing>
       </w:r>
     </w:p>
     <w:p>
@@ -151,28 +425,103 @@
       </w:r>
     </w:p>
     <w:p>
-      <w:r>
-        <w:t>a</w:t>
-      </w:r>
-    </w:p>
-    <w:p/>
-    <w:p>
       <w:pPr>
         <w:pStyle w:val="Heading1"/>
       </w:pPr>
       <w:r>
         <w:lastRenderedPageBreak/>
+        <w:drawing>
+          <wp:inline distT="0" distB="0" distL="0" distR="0" wp14:anchorId="725BDC76" wp14:editId="492593F3">
+            <wp:extent cx="1105054" cy="257211"/>
+            <wp:effectExtent l="0" t="0" r="0" b="9525"/>
+            <wp:docPr id="1638325532" name="Picture 1"/>
+            <wp:cNvGraphicFramePr>
+              <a:graphicFrameLocks xmlns:a="http://schemas.openxmlformats.org/drawingml/2006/main" noChangeAspect="1"/>
+            </wp:cNvGraphicFramePr>
+            <a:graphic xmlns:a="http://schemas.openxmlformats.org/drawingml/2006/main">
+              <a:graphicData uri="http://schemas.openxmlformats.org/drawingml/2006/picture">
+                <pic:pic xmlns:pic="http://schemas.openxmlformats.org/drawingml/2006/picture">
+                  <pic:nvPicPr>
+                    <pic:cNvPr id="1638325532" name=""/>
+                    <pic:cNvPicPr/>
+                  </pic:nvPicPr>
+                  <pic:blipFill>
+                    <a:blip r:embed="rId12"/>
+                    <a:stretch>
+                      <a:fillRect/>
+                    </a:stretch>
+                  </pic:blipFill>
+                  <pic:spPr>
+                    <a:xfrm>
+                      <a:off x="0" y="0"/>
+                      <a:ext cx="1105054" cy="257211"/>
+                    </a:xfrm>
+                    <a:prstGeom prst="rect">
+                      <a:avLst/>
+                    </a:prstGeom>
+                  </pic:spPr>
+                </pic:pic>
+              </a:graphicData>
+            </a:graphic>
+          </wp:inline>
+        </w:drawing>
+      </w:r>
+    </w:p>
+    <w:p>
+      <w:pPr>
+        <w:pStyle w:val="Heading1"/>
+      </w:pPr>
+    </w:p>
+    <w:p>
+      <w:pPr>
+        <w:pStyle w:val="Heading1"/>
+      </w:pPr>
+      <w:r>
         <w:t>Switch</w:t>
       </w:r>
     </w:p>
     <w:p>
-      <w:r>
-        <w:t>a</w:t>
-      </w:r>
-    </w:p>
-    <w:p/>
-    <w:p/>
-    <w:p/>
+      <w:pPr>
+        <w:pStyle w:val="Heading1"/>
+      </w:pPr>
+      <w:r>
+        <w:drawing>
+          <wp:inline distT="0" distB="0" distL="0" distR="0" wp14:anchorId="77506B39" wp14:editId="632E603E">
+            <wp:extent cx="752580" cy="476316"/>
+            <wp:effectExtent l="0" t="0" r="9525" b="0"/>
+            <wp:docPr id="473039204" name="Picture 1" descr="A green and white button&#10;&#10;AI-generated content may be incorrect."/>
+            <wp:cNvGraphicFramePr>
+              <a:graphicFrameLocks xmlns:a="http://schemas.openxmlformats.org/drawingml/2006/main" noChangeAspect="1"/>
+            </wp:cNvGraphicFramePr>
+            <a:graphic xmlns:a="http://schemas.openxmlformats.org/drawingml/2006/main">
+              <a:graphicData uri="http://schemas.openxmlformats.org/drawingml/2006/picture">
+                <pic:pic xmlns:pic="http://schemas.openxmlformats.org/drawingml/2006/picture">
+                  <pic:nvPicPr>
+                    <pic:cNvPr id="473039204" name="Picture 1" descr="A green and white button&#10;&#10;AI-generated content may be incorrect."/>
+                    <pic:cNvPicPr/>
+                  </pic:nvPicPr>
+                  <pic:blipFill>
+                    <a:blip r:embed="rId13"/>
+                    <a:stretch>
+                      <a:fillRect/>
+                    </a:stretch>
+                  </pic:blipFill>
+                  <pic:spPr>
+                    <a:xfrm>
+                      <a:off x="0" y="0"/>
+                      <a:ext cx="752580" cy="476316"/>
+                    </a:xfrm>
+                    <a:prstGeom prst="rect">
+                      <a:avLst/>
+                    </a:prstGeom>
+                  </pic:spPr>
+                </pic:pic>
+              </a:graphicData>
+            </a:graphic>
+          </wp:inline>
+        </w:drawing>
+      </w:r>
+    </w:p>
     <w:sectPr>
       <w:pgSz w:w="12240" w:h="15840"/>
       <w:pgMar w:top="1440" w:right="1440" w:bottom="1440" w:left="1440" w:header="720" w:footer="720" w:gutter="0"/>
@@ -184,7 +533,7 @@
 </file>
 
 <file path=word/styles.xml><?xml version="1.0" encoding="utf-8"?>
-<w:styles xmlns:mc="http://schemas.openxmlformats.org/markup-compatibility/2006" xmlns:r="http://schemas.openxmlformats.org/officeDocument/2006/relationships" xmlns:w="http://schemas.openxmlformats.org/wordprocessingml/2006/main" xmlns:w14="http://schemas.microsoft.com/office/word/2010/wordml" xmlns:w15="http://schemas.microsoft.com/office/word/2012/wordml" xmlns:w16cex="http://schemas.microsoft.com/office/word/2018/wordml/cex" xmlns:w16cid="http://schemas.microsoft.com/office/word/2016/wordml/cid" xmlns:w16="http://schemas.microsoft.com/office/word/2018/wordml" xmlns:w16sdtdh="http://schemas.microsoft.com/office/word/2020/wordml/sdtdatahash" xmlns:w16se="http://schemas.microsoft.com/office/word/2015/wordml/symex" mc:Ignorable="w14 w15 w16se w16cid w16 w16cex w16sdtdh">
+<w:styles xmlns:mc="http://schemas.openxmlformats.org/markup-compatibility/2006" xmlns:r="http://schemas.openxmlformats.org/officeDocument/2006/relationships" xmlns:w="http://schemas.openxmlformats.org/wordprocessingml/2006/main" xmlns:w14="http://schemas.microsoft.com/office/word/2010/wordml" xmlns:w15="http://schemas.microsoft.com/office/word/2012/wordml" xmlns:w16cex="http://schemas.microsoft.com/office/word/2018/wordml/cex" xmlns:w16cid="http://schemas.microsoft.com/office/word/2016/wordml/cid" xmlns:w16="http://schemas.microsoft.com/office/word/2018/wordml" xmlns:w16du="http://schemas.microsoft.com/office/word/2023/wordml/word16du" xmlns:w16sdtdh="http://schemas.microsoft.com/office/word/2020/wordml/sdtdatahash" xmlns:w16sdtfl="http://schemas.microsoft.com/office/word/2024/wordml/sdtformatlock" xmlns:w16se="http://schemas.microsoft.com/office/word/2015/wordml/symex" mc:Ignorable="w14 w15 w16se w16cid w16 w16cex w16sdtdh w16sdtfl w16du">
   <w:docDefaults>
     <w:rPrDefault>
       <w:rPr>
@@ -196,7 +545,11 @@
         <w14:ligatures w14:val="standardContextual"/>
       </w:rPr>
     </w:rPrDefault>
-    <w:pPrDefault/>
+    <w:pPrDefault>
+      <w:pPr>
+        <w:spacing w:after="160" w:line="278" w:lineRule="auto"/>
+      </w:pPr>
+    </w:pPrDefault>
   </w:docDefaults>
   <w:latentStyles w:defLockedState="0" w:defUIPriority="99" w:defSemiHidden="0" w:defUnhideWhenUsed="0" w:defQFormat="0" w:count="376">
     <w:lsdException w:name="Normal" w:uiPriority="0" w:qFormat="1"/>
@@ -587,18 +940,196 @@
     <w:link w:val="Heading1Char"/>
     <w:uiPriority w:val="9"/>
     <w:qFormat/>
-    <w:rsid w:val="00E55FFC"/>
+    <w:rsid w:val="00653416"/>
     <w:pPr>
       <w:keepNext/>
       <w:keepLines/>
-      <w:spacing w:before="240"/>
+      <w:spacing w:before="360" w:after="80"/>
       <w:outlineLvl w:val="0"/>
     </w:pPr>
     <w:rPr>
       <w:rFonts w:asciiTheme="majorHAnsi" w:eastAsiaTheme="majorEastAsia" w:hAnsiTheme="majorHAnsi" w:cstheme="majorBidi"/>
-      <w:color w:val="2F5496" w:themeColor="accent1" w:themeShade="BF"/>
+      <w:color w:val="0F4761" w:themeColor="accent1" w:themeShade="BF"/>
+      <w:sz w:val="40"/>
+      <w:szCs w:val="40"/>
+    </w:rPr>
+  </w:style>
+  <w:style w:type="paragraph" w:styleId="Heading2">
+    <w:name w:val="heading 2"/>
+    <w:basedOn w:val="Normal"/>
+    <w:next w:val="Normal"/>
+    <w:link w:val="Heading2Char"/>
+    <w:uiPriority w:val="9"/>
+    <w:semiHidden/>
+    <w:unhideWhenUsed/>
+    <w:qFormat/>
+    <w:rsid w:val="00653416"/>
+    <w:pPr>
+      <w:keepNext/>
+      <w:keepLines/>
+      <w:spacing w:before="160" w:after="80"/>
+      <w:outlineLvl w:val="1"/>
+    </w:pPr>
+    <w:rPr>
+      <w:rFonts w:asciiTheme="majorHAnsi" w:eastAsiaTheme="majorEastAsia" w:hAnsiTheme="majorHAnsi" w:cstheme="majorBidi"/>
+      <w:color w:val="0F4761" w:themeColor="accent1" w:themeShade="BF"/>
       <w:sz w:val="32"/>
       <w:szCs w:val="32"/>
+    </w:rPr>
+  </w:style>
+  <w:style w:type="paragraph" w:styleId="Heading3">
+    <w:name w:val="heading 3"/>
+    <w:basedOn w:val="Normal"/>
+    <w:next w:val="Normal"/>
+    <w:link w:val="Heading3Char"/>
+    <w:uiPriority w:val="9"/>
+    <w:semiHidden/>
+    <w:unhideWhenUsed/>
+    <w:qFormat/>
+    <w:rsid w:val="00653416"/>
+    <w:pPr>
+      <w:keepNext/>
+      <w:keepLines/>
+      <w:spacing w:before="160" w:after="80"/>
+      <w:outlineLvl w:val="2"/>
+    </w:pPr>
+    <w:rPr>
+      <w:rFonts w:eastAsiaTheme="majorEastAsia" w:cstheme="majorBidi"/>
+      <w:color w:val="0F4761" w:themeColor="accent1" w:themeShade="BF"/>
+      <w:sz w:val="28"/>
+      <w:szCs w:val="28"/>
+    </w:rPr>
+  </w:style>
+  <w:style w:type="paragraph" w:styleId="Heading4">
+    <w:name w:val="heading 4"/>
+    <w:basedOn w:val="Normal"/>
+    <w:next w:val="Normal"/>
+    <w:link w:val="Heading4Char"/>
+    <w:uiPriority w:val="9"/>
+    <w:semiHidden/>
+    <w:unhideWhenUsed/>
+    <w:qFormat/>
+    <w:rsid w:val="00653416"/>
+    <w:pPr>
+      <w:keepNext/>
+      <w:keepLines/>
+      <w:spacing w:before="80" w:after="40"/>
+      <w:outlineLvl w:val="3"/>
+    </w:pPr>
+    <w:rPr>
+      <w:rFonts w:eastAsiaTheme="majorEastAsia" w:cstheme="majorBidi"/>
+      <w:i/>
+      <w:iCs/>
+      <w:color w:val="0F4761" w:themeColor="accent1" w:themeShade="BF"/>
+    </w:rPr>
+  </w:style>
+  <w:style w:type="paragraph" w:styleId="Heading5">
+    <w:name w:val="heading 5"/>
+    <w:basedOn w:val="Normal"/>
+    <w:next w:val="Normal"/>
+    <w:link w:val="Heading5Char"/>
+    <w:uiPriority w:val="9"/>
+    <w:semiHidden/>
+    <w:unhideWhenUsed/>
+    <w:qFormat/>
+    <w:rsid w:val="00653416"/>
+    <w:pPr>
+      <w:keepNext/>
+      <w:keepLines/>
+      <w:spacing w:before="80" w:after="40"/>
+      <w:outlineLvl w:val="4"/>
+    </w:pPr>
+    <w:rPr>
+      <w:rFonts w:eastAsiaTheme="majorEastAsia" w:cstheme="majorBidi"/>
+      <w:color w:val="0F4761" w:themeColor="accent1" w:themeShade="BF"/>
+    </w:rPr>
+  </w:style>
+  <w:style w:type="paragraph" w:styleId="Heading6">
+    <w:name w:val="heading 6"/>
+    <w:basedOn w:val="Normal"/>
+    <w:next w:val="Normal"/>
+    <w:link w:val="Heading6Char"/>
+    <w:uiPriority w:val="9"/>
+    <w:semiHidden/>
+    <w:unhideWhenUsed/>
+    <w:qFormat/>
+    <w:rsid w:val="00653416"/>
+    <w:pPr>
+      <w:keepNext/>
+      <w:keepLines/>
+      <w:spacing w:before="40" w:after="0"/>
+      <w:outlineLvl w:val="5"/>
+    </w:pPr>
+    <w:rPr>
+      <w:rFonts w:eastAsiaTheme="majorEastAsia" w:cstheme="majorBidi"/>
+      <w:i/>
+      <w:iCs/>
+      <w:color w:val="595959" w:themeColor="text1" w:themeTint="A6"/>
+    </w:rPr>
+  </w:style>
+  <w:style w:type="paragraph" w:styleId="Heading7">
+    <w:name w:val="heading 7"/>
+    <w:basedOn w:val="Normal"/>
+    <w:next w:val="Normal"/>
+    <w:link w:val="Heading7Char"/>
+    <w:uiPriority w:val="9"/>
+    <w:semiHidden/>
+    <w:unhideWhenUsed/>
+    <w:qFormat/>
+    <w:rsid w:val="00653416"/>
+    <w:pPr>
+      <w:keepNext/>
+      <w:keepLines/>
+      <w:spacing w:before="40" w:after="0"/>
+      <w:outlineLvl w:val="6"/>
+    </w:pPr>
+    <w:rPr>
+      <w:rFonts w:eastAsiaTheme="majorEastAsia" w:cstheme="majorBidi"/>
+      <w:color w:val="595959" w:themeColor="text1" w:themeTint="A6"/>
+    </w:rPr>
+  </w:style>
+  <w:style w:type="paragraph" w:styleId="Heading8">
+    <w:name w:val="heading 8"/>
+    <w:basedOn w:val="Normal"/>
+    <w:next w:val="Normal"/>
+    <w:link w:val="Heading8Char"/>
+    <w:uiPriority w:val="9"/>
+    <w:semiHidden/>
+    <w:unhideWhenUsed/>
+    <w:qFormat/>
+    <w:rsid w:val="00653416"/>
+    <w:pPr>
+      <w:keepNext/>
+      <w:keepLines/>
+      <w:spacing w:after="0"/>
+      <w:outlineLvl w:val="7"/>
+    </w:pPr>
+    <w:rPr>
+      <w:rFonts w:eastAsiaTheme="majorEastAsia" w:cstheme="majorBidi"/>
+      <w:i/>
+      <w:iCs/>
+      <w:color w:val="272727" w:themeColor="text1" w:themeTint="D8"/>
+    </w:rPr>
+  </w:style>
+  <w:style w:type="paragraph" w:styleId="Heading9">
+    <w:name w:val="heading 9"/>
+    <w:basedOn w:val="Normal"/>
+    <w:next w:val="Normal"/>
+    <w:link w:val="Heading9Char"/>
+    <w:uiPriority w:val="9"/>
+    <w:semiHidden/>
+    <w:unhideWhenUsed/>
+    <w:qFormat/>
+    <w:rsid w:val="00653416"/>
+    <w:pPr>
+      <w:keepNext/>
+      <w:keepLines/>
+      <w:spacing w:after="0"/>
+      <w:outlineLvl w:val="8"/>
+    </w:pPr>
+    <w:rPr>
+      <w:rFonts w:eastAsiaTheme="majorEastAsia" w:cstheme="majorBidi"/>
+      <w:color w:val="272727" w:themeColor="text1" w:themeTint="D8"/>
     </w:rPr>
   </w:style>
   <w:style w:type="character" w:default="1" w:styleId="DefaultParagraphFont">
@@ -633,12 +1164,289 @@
     <w:basedOn w:val="DefaultParagraphFont"/>
     <w:link w:val="Heading1"/>
     <w:uiPriority w:val="9"/>
-    <w:rsid w:val="00E55FFC"/>
+    <w:rsid w:val="00653416"/>
     <w:rPr>
       <w:rFonts w:asciiTheme="majorHAnsi" w:eastAsiaTheme="majorEastAsia" w:hAnsiTheme="majorHAnsi" w:cstheme="majorBidi"/>
-      <w:color w:val="2F5496" w:themeColor="accent1" w:themeShade="BF"/>
+      <w:color w:val="0F4761" w:themeColor="accent1" w:themeShade="BF"/>
+      <w:sz w:val="40"/>
+      <w:szCs w:val="40"/>
+    </w:rPr>
+  </w:style>
+  <w:style w:type="character" w:customStyle="1" w:styleId="Heading2Char">
+    <w:name w:val="Heading 2 Char"/>
+    <w:basedOn w:val="DefaultParagraphFont"/>
+    <w:link w:val="Heading2"/>
+    <w:uiPriority w:val="9"/>
+    <w:semiHidden/>
+    <w:rsid w:val="00653416"/>
+    <w:rPr>
+      <w:rFonts w:asciiTheme="majorHAnsi" w:eastAsiaTheme="majorEastAsia" w:hAnsiTheme="majorHAnsi" w:cstheme="majorBidi"/>
+      <w:color w:val="0F4761" w:themeColor="accent1" w:themeShade="BF"/>
       <w:sz w:val="32"/>
       <w:szCs w:val="32"/>
+    </w:rPr>
+  </w:style>
+  <w:style w:type="character" w:customStyle="1" w:styleId="Heading3Char">
+    <w:name w:val="Heading 3 Char"/>
+    <w:basedOn w:val="DefaultParagraphFont"/>
+    <w:link w:val="Heading3"/>
+    <w:uiPriority w:val="9"/>
+    <w:semiHidden/>
+    <w:rsid w:val="00653416"/>
+    <w:rPr>
+      <w:rFonts w:eastAsiaTheme="majorEastAsia" w:cstheme="majorBidi"/>
+      <w:color w:val="0F4761" w:themeColor="accent1" w:themeShade="BF"/>
+      <w:sz w:val="28"/>
+      <w:szCs w:val="28"/>
+    </w:rPr>
+  </w:style>
+  <w:style w:type="character" w:customStyle="1" w:styleId="Heading4Char">
+    <w:name w:val="Heading 4 Char"/>
+    <w:basedOn w:val="DefaultParagraphFont"/>
+    <w:link w:val="Heading4"/>
+    <w:uiPriority w:val="9"/>
+    <w:semiHidden/>
+    <w:rsid w:val="00653416"/>
+    <w:rPr>
+      <w:rFonts w:eastAsiaTheme="majorEastAsia" w:cstheme="majorBidi"/>
+      <w:i/>
+      <w:iCs/>
+      <w:color w:val="0F4761" w:themeColor="accent1" w:themeShade="BF"/>
+    </w:rPr>
+  </w:style>
+  <w:style w:type="character" w:customStyle="1" w:styleId="Heading5Char">
+    <w:name w:val="Heading 5 Char"/>
+    <w:basedOn w:val="DefaultParagraphFont"/>
+    <w:link w:val="Heading5"/>
+    <w:uiPriority w:val="9"/>
+    <w:semiHidden/>
+    <w:rsid w:val="00653416"/>
+    <w:rPr>
+      <w:rFonts w:eastAsiaTheme="majorEastAsia" w:cstheme="majorBidi"/>
+      <w:color w:val="0F4761" w:themeColor="accent1" w:themeShade="BF"/>
+    </w:rPr>
+  </w:style>
+  <w:style w:type="character" w:customStyle="1" w:styleId="Heading6Char">
+    <w:name w:val="Heading 6 Char"/>
+    <w:basedOn w:val="DefaultParagraphFont"/>
+    <w:link w:val="Heading6"/>
+    <w:uiPriority w:val="9"/>
+    <w:semiHidden/>
+    <w:rsid w:val="00653416"/>
+    <w:rPr>
+      <w:rFonts w:eastAsiaTheme="majorEastAsia" w:cstheme="majorBidi"/>
+      <w:i/>
+      <w:iCs/>
+      <w:color w:val="595959" w:themeColor="text1" w:themeTint="A6"/>
+    </w:rPr>
+  </w:style>
+  <w:style w:type="character" w:customStyle="1" w:styleId="Heading7Char">
+    <w:name w:val="Heading 7 Char"/>
+    <w:basedOn w:val="DefaultParagraphFont"/>
+    <w:link w:val="Heading7"/>
+    <w:uiPriority w:val="9"/>
+    <w:semiHidden/>
+    <w:rsid w:val="00653416"/>
+    <w:rPr>
+      <w:rFonts w:eastAsiaTheme="majorEastAsia" w:cstheme="majorBidi"/>
+      <w:color w:val="595959" w:themeColor="text1" w:themeTint="A6"/>
+    </w:rPr>
+  </w:style>
+  <w:style w:type="character" w:customStyle="1" w:styleId="Heading8Char">
+    <w:name w:val="Heading 8 Char"/>
+    <w:basedOn w:val="DefaultParagraphFont"/>
+    <w:link w:val="Heading8"/>
+    <w:uiPriority w:val="9"/>
+    <w:semiHidden/>
+    <w:rsid w:val="00653416"/>
+    <w:rPr>
+      <w:rFonts w:eastAsiaTheme="majorEastAsia" w:cstheme="majorBidi"/>
+      <w:i/>
+      <w:iCs/>
+      <w:color w:val="272727" w:themeColor="text1" w:themeTint="D8"/>
+    </w:rPr>
+  </w:style>
+  <w:style w:type="character" w:customStyle="1" w:styleId="Heading9Char">
+    <w:name w:val="Heading 9 Char"/>
+    <w:basedOn w:val="DefaultParagraphFont"/>
+    <w:link w:val="Heading9"/>
+    <w:uiPriority w:val="9"/>
+    <w:semiHidden/>
+    <w:rsid w:val="00653416"/>
+    <w:rPr>
+      <w:rFonts w:eastAsiaTheme="majorEastAsia" w:cstheme="majorBidi"/>
+      <w:color w:val="272727" w:themeColor="text1" w:themeTint="D8"/>
+    </w:rPr>
+  </w:style>
+  <w:style w:type="paragraph" w:styleId="Title">
+    <w:name w:val="Title"/>
+    <w:basedOn w:val="Normal"/>
+    <w:next w:val="Normal"/>
+    <w:link w:val="TitleChar"/>
+    <w:uiPriority w:val="10"/>
+    <w:qFormat/>
+    <w:rsid w:val="00653416"/>
+    <w:pPr>
+      <w:spacing w:after="80" w:line="240" w:lineRule="auto"/>
+      <w:contextualSpacing/>
+    </w:pPr>
+    <w:rPr>
+      <w:rFonts w:asciiTheme="majorHAnsi" w:eastAsiaTheme="majorEastAsia" w:hAnsiTheme="majorHAnsi" w:cstheme="majorBidi"/>
+      <w:spacing w:val="-10"/>
+      <w:kern w:val="28"/>
+      <w:sz w:val="56"/>
+      <w:szCs w:val="56"/>
+    </w:rPr>
+  </w:style>
+  <w:style w:type="character" w:customStyle="1" w:styleId="TitleChar">
+    <w:name w:val="Title Char"/>
+    <w:basedOn w:val="DefaultParagraphFont"/>
+    <w:link w:val="Title"/>
+    <w:uiPriority w:val="10"/>
+    <w:rsid w:val="00653416"/>
+    <w:rPr>
+      <w:rFonts w:asciiTheme="majorHAnsi" w:eastAsiaTheme="majorEastAsia" w:hAnsiTheme="majorHAnsi" w:cstheme="majorBidi"/>
+      <w:spacing w:val="-10"/>
+      <w:kern w:val="28"/>
+      <w:sz w:val="56"/>
+      <w:szCs w:val="56"/>
+    </w:rPr>
+  </w:style>
+  <w:style w:type="paragraph" w:styleId="Subtitle">
+    <w:name w:val="Subtitle"/>
+    <w:basedOn w:val="Normal"/>
+    <w:next w:val="Normal"/>
+    <w:link w:val="SubtitleChar"/>
+    <w:uiPriority w:val="11"/>
+    <w:qFormat/>
+    <w:rsid w:val="00653416"/>
+    <w:pPr>
+      <w:numPr>
+        <w:ilvl w:val="1"/>
+      </w:numPr>
+    </w:pPr>
+    <w:rPr>
+      <w:rFonts w:eastAsiaTheme="majorEastAsia" w:cstheme="majorBidi"/>
+      <w:color w:val="595959" w:themeColor="text1" w:themeTint="A6"/>
+      <w:spacing w:val="15"/>
+      <w:sz w:val="28"/>
+      <w:szCs w:val="28"/>
+    </w:rPr>
+  </w:style>
+  <w:style w:type="character" w:customStyle="1" w:styleId="SubtitleChar">
+    <w:name w:val="Subtitle Char"/>
+    <w:basedOn w:val="DefaultParagraphFont"/>
+    <w:link w:val="Subtitle"/>
+    <w:uiPriority w:val="11"/>
+    <w:rsid w:val="00653416"/>
+    <w:rPr>
+      <w:rFonts w:eastAsiaTheme="majorEastAsia" w:cstheme="majorBidi"/>
+      <w:color w:val="595959" w:themeColor="text1" w:themeTint="A6"/>
+      <w:spacing w:val="15"/>
+      <w:sz w:val="28"/>
+      <w:szCs w:val="28"/>
+    </w:rPr>
+  </w:style>
+  <w:style w:type="paragraph" w:styleId="Quote">
+    <w:name w:val="Quote"/>
+    <w:basedOn w:val="Normal"/>
+    <w:next w:val="Normal"/>
+    <w:link w:val="QuoteChar"/>
+    <w:uiPriority w:val="29"/>
+    <w:qFormat/>
+    <w:rsid w:val="00653416"/>
+    <w:pPr>
+      <w:spacing w:before="160"/>
+      <w:jc w:val="center"/>
+    </w:pPr>
+    <w:rPr>
+      <w:i/>
+      <w:iCs/>
+      <w:color w:val="404040" w:themeColor="text1" w:themeTint="BF"/>
+    </w:rPr>
+  </w:style>
+  <w:style w:type="character" w:customStyle="1" w:styleId="QuoteChar">
+    <w:name w:val="Quote Char"/>
+    <w:basedOn w:val="DefaultParagraphFont"/>
+    <w:link w:val="Quote"/>
+    <w:uiPriority w:val="29"/>
+    <w:rsid w:val="00653416"/>
+    <w:rPr>
+      <w:i/>
+      <w:iCs/>
+      <w:color w:val="404040" w:themeColor="text1" w:themeTint="BF"/>
+    </w:rPr>
+  </w:style>
+  <w:style w:type="paragraph" w:styleId="ListParagraph">
+    <w:name w:val="List Paragraph"/>
+    <w:basedOn w:val="Normal"/>
+    <w:uiPriority w:val="34"/>
+    <w:qFormat/>
+    <w:rsid w:val="00653416"/>
+    <w:pPr>
+      <w:ind w:left="720"/>
+      <w:contextualSpacing/>
+    </w:pPr>
+  </w:style>
+  <w:style w:type="character" w:styleId="IntenseEmphasis">
+    <w:name w:val="Intense Emphasis"/>
+    <w:basedOn w:val="DefaultParagraphFont"/>
+    <w:uiPriority w:val="21"/>
+    <w:qFormat/>
+    <w:rsid w:val="00653416"/>
+    <w:rPr>
+      <w:i/>
+      <w:iCs/>
+      <w:color w:val="0F4761" w:themeColor="accent1" w:themeShade="BF"/>
+    </w:rPr>
+  </w:style>
+  <w:style w:type="paragraph" w:styleId="IntenseQuote">
+    <w:name w:val="Intense Quote"/>
+    <w:basedOn w:val="Normal"/>
+    <w:next w:val="Normal"/>
+    <w:link w:val="IntenseQuoteChar"/>
+    <w:uiPriority w:val="30"/>
+    <w:qFormat/>
+    <w:rsid w:val="00653416"/>
+    <w:pPr>
+      <w:pBdr>
+        <w:top w:val="single" w:sz="4" w:space="10" w:color="0F4761" w:themeColor="accent1" w:themeShade="BF"/>
+        <w:bottom w:val="single" w:sz="4" w:space="10" w:color="0F4761" w:themeColor="accent1" w:themeShade="BF"/>
+      </w:pBdr>
+      <w:spacing w:before="360" w:after="360"/>
+      <w:ind w:left="864" w:right="864"/>
+      <w:jc w:val="center"/>
+    </w:pPr>
+    <w:rPr>
+      <w:i/>
+      <w:iCs/>
+      <w:color w:val="0F4761" w:themeColor="accent1" w:themeShade="BF"/>
+    </w:rPr>
+  </w:style>
+  <w:style w:type="character" w:customStyle="1" w:styleId="IntenseQuoteChar">
+    <w:name w:val="Intense Quote Char"/>
+    <w:basedOn w:val="DefaultParagraphFont"/>
+    <w:link w:val="IntenseQuote"/>
+    <w:uiPriority w:val="30"/>
+    <w:rsid w:val="00653416"/>
+    <w:rPr>
+      <w:i/>
+      <w:iCs/>
+      <w:color w:val="0F4761" w:themeColor="accent1" w:themeShade="BF"/>
+    </w:rPr>
+  </w:style>
+  <w:style w:type="character" w:styleId="IntenseReference">
+    <w:name w:val="Intense Reference"/>
+    <w:basedOn w:val="DefaultParagraphFont"/>
+    <w:uiPriority w:val="32"/>
+    <w:qFormat/>
+    <w:rsid w:val="00653416"/>
+    <w:rPr>
+      <w:b/>
+      <w:bCs/>
+      <w:smallCaps/>
+      <w:color w:val="0F4761" w:themeColor="accent1" w:themeShade="BF"/>
+      <w:spacing w:val="5"/>
     </w:rPr>
   </w:style>
 </w:styles>
@@ -655,39 +1463,39 @@
         <a:sysClr val="window" lastClr="FFFFFF"/>
       </a:lt1>
       <a:dk2>
-        <a:srgbClr val="44546A"/>
+        <a:srgbClr val="0E2841"/>
       </a:dk2>
       <a:lt2>
-        <a:srgbClr val="E7E6E6"/>
+        <a:srgbClr val="E8E8E8"/>
       </a:lt2>
       <a:accent1>
-        <a:srgbClr val="4472C4"/>
+        <a:srgbClr val="156082"/>
       </a:accent1>
       <a:accent2>
-        <a:srgbClr val="ED7D31"/>
+        <a:srgbClr val="E97132"/>
       </a:accent2>
       <a:accent3>
-        <a:srgbClr val="A5A5A5"/>
+        <a:srgbClr val="196B24"/>
       </a:accent3>
       <a:accent4>
-        <a:srgbClr val="FFC000"/>
+        <a:srgbClr val="0F9ED5"/>
       </a:accent4>
       <a:accent5>
-        <a:srgbClr val="5B9BD5"/>
+        <a:srgbClr val="A02B93"/>
       </a:accent5>
       <a:accent6>
-        <a:srgbClr val="70AD47"/>
+        <a:srgbClr val="4EA72E"/>
       </a:accent6>
       <a:hlink>
-        <a:srgbClr val="0563C1"/>
+        <a:srgbClr val="467886"/>
       </a:hlink>
       <a:folHlink>
-        <a:srgbClr val="954F72"/>
+        <a:srgbClr val="96607D"/>
       </a:folHlink>
     </a:clrScheme>
     <a:fontScheme name="Office">
       <a:majorFont>
-        <a:latin typeface="Calibri Light" panose="020F0302020204030204"/>
+        <a:latin typeface="Aptos Display" panose="02110004020202020204"/>
         <a:ea typeface=""/>
         <a:cs typeface=""/>
         <a:font script="Jpan" typeface="游ゴシック Light"/>
@@ -739,7 +1547,7 @@
         <a:font script="Tfng" typeface="Ebrima"/>
       </a:majorFont>
       <a:minorFont>
-        <a:latin typeface="Calibri" panose="020F0502020204030204"/>
+        <a:latin typeface="Aptos" panose="02110004020202020204"/>
         <a:ea typeface=""/>
         <a:cs typeface=""/>
         <a:font script="Jpan" typeface="游明朝"/>
@@ -850,13 +1658,6 @@
         </a:gradFill>
       </a:fillStyleLst>
       <a:lnStyleLst>
-        <a:ln w="6350" cap="flat" cmpd="sng" algn="ctr">
-          <a:solidFill>
-            <a:schemeClr val="phClr"/>
-          </a:solidFill>
-          <a:prstDash val="solid"/>
-          <a:miter lim="800000"/>
-        </a:ln>
         <a:ln w="12700" cap="flat" cmpd="sng" algn="ctr">
           <a:solidFill>
             <a:schemeClr val="phClr"/>
@@ -865,6 +1666,13 @@
           <a:miter lim="800000"/>
         </a:ln>
         <a:ln w="19050" cap="flat" cmpd="sng" algn="ctr">
+          <a:solidFill>
+            <a:schemeClr val="phClr"/>
+          </a:solidFill>
+          <a:prstDash val="solid"/>
+          <a:miter lim="800000"/>
+        </a:ln>
+        <a:ln w="25400" cap="flat" cmpd="sng" algn="ctr">
           <a:solidFill>
             <a:schemeClr val="phClr"/>
           </a:solidFill>
@@ -929,11 +1737,31 @@
       </a:bgFillStyleLst>
     </a:fmtScheme>
   </a:themeElements>
-  <a:objectDefaults/>
+  <a:objectDefaults>
+    <a:lnDef>
+      <a:spPr/>
+      <a:bodyPr/>
+      <a:lstStyle/>
+      <a:style>
+        <a:lnRef idx="2">
+          <a:schemeClr val="accent1"/>
+        </a:lnRef>
+        <a:fillRef idx="0">
+          <a:schemeClr val="accent1"/>
+        </a:fillRef>
+        <a:effectRef idx="1">
+          <a:schemeClr val="accent1"/>
+        </a:effectRef>
+        <a:fontRef idx="minor">
+          <a:schemeClr val="tx1"/>
+        </a:fontRef>
+      </a:style>
+    </a:lnDef>
+  </a:objectDefaults>
   <a:extraClrSchemeLst/>
   <a:extLst>
     <a:ext uri="{05A4C25C-085E-4340-85A3-A5531E510DB2}">
-      <thm15:themeFamily xmlns:thm15="http://schemas.microsoft.com/office/thememl/2012/main" name="Office Theme" id="{62F939B6-93AF-4DB8-9C6B-D6C7DFDC589F}" vid="{4A3C46E8-61CC-4603-A589-7422A47A8E4A}"/>
+      <thm15:themeFamily xmlns:thm15="http://schemas.microsoft.com/office/thememl/2012/main" name="Office Theme" id="{2E142A2C-CD16-42D6-873A-C26D2A0506FA}" vid="{1BDDFF52-6CD6-40A5-AB3C-68EB2F1E4D0A}"/>
     </a:ext>
   </a:extLst>
 </a:theme>
